--- a/handover_2026-08-27.docx
+++ b/handover_2026-08-27.docx
@@ -2,13 +2,13 @@
 <file path=word/document.xml><?xml version="1.0" encoding="utf-8"?>
 <w:document xmlns:w="http://schemas.openxmlformats.org/wordprocessingml/2006/main" xmlns:m="http://schemas.openxmlformats.org/officeDocument/2006/math" xmlns:r="http://schemas.openxmlformats.org/officeDocument/2006/relationships" xmlns:o="urn:schemas-microsoft-com:office:office" xmlns:v="urn:schemas-microsoft-com:vml" xmlns:w10="urn:schemas-microsoft-com:office:word" xmlns:a="http://schemas.openxmlformats.org/drawingml/2006/main" xmlns:pic="http://schemas.openxmlformats.org/drawingml/2006/picture" xmlns:wp="http://schemas.openxmlformats.org/drawingml/2006/wordprocessingDrawing">
   <w:body>
-    <w:bookmarkStart w:id="15" w:name="X58f41472ccb95aa54c67106a5ad063e97cd4810"/>
+    <w:bookmarkStart w:id="19" w:name="X799b86b93dd3adce6776f642668466d23622eee"/>
     <w:p>
       <w:pPr>
         <w:pStyle w:val="Heading1"/>
       </w:pPr>
       <w:r>
-        <w:t xml:space="preserve">Handover: the 2026-08-27 arc — review, lane entry, fitting preparation</w:t>
+        <w:t xml:space="preserve">Handover: the 2026-08-27 arc — review, lane entry, fitting preparation, assessment</w:t>
       </w:r>
     </w:p>
     <w:p>
@@ -20,7 +20,7 @@
           <w:i/>
           <w:iCs/>
         </w:rPr>
-        <w:t xml:space="preserve">Written 2026-08-27 for a successor session. Read</w:t>
+        <w:t xml:space="preserve">Written 2026-08-27 for a successor session; extended the same evening after a live</w:t>
       </w:r>
       <w:r>
         <w:rPr>
@@ -31,11 +31,10 @@
       </w:r>
       <w:r>
         <w:rPr>
-          <w:rStyle w:val="VerbatimChar"/>
           <w:i/>
           <w:iCs/>
         </w:rPr>
-        <w:t xml:space="preserve">handover.md</w:t>
+        <w:t xml:space="preserve">discussion with Jonas. Read</w:t>
       </w:r>
       <w:r>
         <w:rPr>
@@ -46,10 +45,11 @@
       </w:r>
       <w:r>
         <w:rPr>
+          <w:rStyle w:val="VerbatimChar"/>
           <w:i/>
           <w:iCs/>
         </w:rPr>
-        <w:t xml:space="preserve">and</w:t>
+        <w:t xml:space="preserve">handover.md</w:t>
       </w:r>
       <w:r>
         <w:rPr>
@@ -60,11 +60,10 @@
       </w:r>
       <w:r>
         <w:rPr>
-          <w:rStyle w:val="VerbatimChar"/>
           <w:i/>
           <w:iCs/>
         </w:rPr>
-        <w:t xml:space="preserve">handover_2026-08-26.md</w:t>
+        <w:t xml:space="preserve">and</w:t>
       </w:r>
       <w:r>
         <w:rPr>
@@ -75,10 +74,11 @@
       </w:r>
       <w:r>
         <w:rPr>
+          <w:rStyle w:val="VerbatimChar"/>
           <w:i/>
           <w:iCs/>
         </w:rPr>
-        <w:t xml:space="preserve">first; this file covers only this arc. The arc was Jonas’s</w:t>
+        <w:t xml:space="preserve">handover_2026-08-26.md</w:t>
       </w:r>
       <w:r>
         <w:rPr>
@@ -92,7 +92,7 @@
           <w:i/>
           <w:iCs/>
         </w:rPr>
-        <w:t xml:space="preserve">instruction, verbatim in scope: review the previous two days’ implementation and</w:t>
+        <w:t xml:space="preserve">first; this file</w:t>
       </w:r>
       <w:r>
         <w:rPr>
@@ -106,7 +106,7 @@
           <w:i/>
           <w:iCs/>
         </w:rPr>
-        <w:t xml:space="preserve">documentation and correct as needed, reporting issues found; then settle the continuous</w:t>
+        <w:t xml:space="preserve">covers only this arc. Sections 1–6 cover the day’s work (review, lane entry, fitting</w:t>
       </w:r>
       <w:r>
         <w:rPr>
@@ -120,7 +120,7 @@
           <w:i/>
           <w:iCs/>
         </w:rPr>
-        <w:t xml:space="preserve">lane-entry form and fix the desired-speed staging; then prepare the parameter fitting,</w:t>
+        <w:t xml:space="preserve">preparation); sections 7–9 cover the evening (the honest assessment, the discussion</w:t>
       </w:r>
       <w:r>
         <w:rPr>
@@ -134,7 +134,7 @@
           <w:i/>
           <w:iCs/>
         </w:rPr>
-        <w:t xml:space="preserve">including answering whether the fitting is methodologically feasible</w:t>
+        <w:t xml:space="preserve">rounds that amended the plan, and — read this if you are the next session — the</w:t>
       </w:r>
       <w:r>
         <w:rPr>
@@ -145,31 +145,83 @@
       </w:r>
       <w:r>
         <w:rPr>
+          <w:b/>
+          <w:bCs/>
           <w:i/>
           <w:iCs/>
         </w:rPr>
-        <w:t xml:space="preserve">“with so many</w:t>
+        <w:t xml:space="preserve">model-handover protocol</w:t>
       </w:r>
       <w:r>
         <w:rPr>
           <w:i/>
           <w:iCs/>
         </w:rPr>
-        <w:t xml:space="preserve"> </w:t>
+        <w:t xml:space="preserve">, since the next session is expected to run on a less</w:t>
       </w:r>
       <w:r>
         <w:rPr>
           <w:i/>
           <w:iCs/>
         </w:rPr>
-        <w:t xml:space="preserve">parameters”</w:t>
+        <w:t xml:space="preserve"> </w:t>
       </w:r>
       <w:r>
         <w:rPr>
           <w:i/>
           <w:iCs/>
         </w:rPr>
-        <w:t xml:space="preserve">.</w:t>
+        <w:t xml:space="preserve">expensive model executing</w:t>
+      </w:r>
+      <w:r>
+        <w:rPr>
+          <w:i/>
+          <w:iCs/>
+        </w:rPr>
+        <w:t xml:space="preserve"> </w:t>
+      </w:r>
+      <w:r>
+        <w:rPr>
+          <w:rStyle w:val="VerbatimChar"/>
+          <w:i/>
+          <w:iCs/>
+        </w:rPr>
+        <w:t xml:space="preserve">docs/czb_work_orders.md</w:t>
+      </w:r>
+      <w:r>
+        <w:rPr>
+          <w:i/>
+          <w:iCs/>
+        </w:rPr>
+        <w:t xml:space="preserve">). Jonas intends to hand the entire</w:t>
+      </w:r>
+      <w:r>
+        <w:rPr>
+          <w:i/>
+          <w:iCs/>
+        </w:rPr>
+        <w:t xml:space="preserve"> </w:t>
+      </w:r>
+      <w:r>
+        <w:rPr>
+          <w:i/>
+          <w:iCs/>
+        </w:rPr>
+        <w:t xml:space="preserve">chat transcript to the next session alongside this file; where transcript and</w:t>
+      </w:r>
+      <w:r>
+        <w:rPr>
+          <w:i/>
+          <w:iCs/>
+        </w:rPr>
+        <w:t xml:space="preserve"> </w:t>
+      </w:r>
+      <w:r>
+        <w:rPr>
+          <w:i/>
+          <w:iCs/>
+        </w:rPr>
+        <w:t xml:space="preserve">repository disagree, the repository wins.</w:t>
       </w:r>
     </w:p>
     <w:bookmarkStart w:id="9" w:name="Xcc24398376849d322d1432d4d78760b2dfb19f7"/>
@@ -1779,13 +1831,13 @@
       </w:r>
     </w:p>
     <w:bookmarkEnd w:id="13"/>
-    <w:bookmarkStart w:id="14" w:name="caveats"/>
+    <w:bookmarkStart w:id="14" w:name="caveats-on-the-day-sections"/>
     <w:p>
       <w:pPr>
         <w:pStyle w:val="Heading2"/>
       </w:pPr>
       <w:r>
-        <w:t xml:space="preserve">6 Caveats</w:t>
+        <w:t xml:space="preserve">6 Caveats on the day sections</w:t>
       </w:r>
     </w:p>
     <w:p>
@@ -1851,7 +1903,1390 @@
       </w:r>
     </w:p>
     <w:bookmarkEnd w:id="14"/>
+    <w:bookmarkStart w:id="15" w:name="Xb35c57c46b65f34ddb32848399f79c9ebc5cd34"/>
+    <w:p>
+      <w:pPr>
+        <w:pStyle w:val="Heading2"/>
+      </w:pPr>
+      <w:r>
+        <w:t xml:space="preserve">7 The evening: assessment and the discussion that amended the plan</w:t>
+      </w:r>
+    </w:p>
+    <w:p>
+      <w:pPr>
+        <w:pStyle w:val="FirstParagraph"/>
+      </w:pPr>
+      <w:r>
+        <w:t xml:space="preserve">Jonas asked for an honest assessment of active inference for CZB quantification, then</w:t>
+      </w:r>
+      <w:r>
+        <w:t xml:space="preserve"> </w:t>
+      </w:r>
+      <w:r>
+        <w:t xml:space="preserve">pushed on it in two rounds. Everything below is committed; the documents carry the full</w:t>
+      </w:r>
+      <w:r>
+        <w:t xml:space="preserve"> </w:t>
+      </w:r>
+      <w:r>
+        <w:t xml:space="preserve">arguments.</w:t>
+      </w:r>
+    </w:p>
+    <w:p>
+      <w:pPr>
+        <w:pStyle w:val="BodyText"/>
+      </w:pPr>
+      <w:r>
+        <w:rPr>
+          <w:b/>
+          <w:bCs/>
+        </w:rPr>
+        <w:t xml:space="preserve">The assessment</w:t>
+      </w:r>
+      <w:r>
+        <w:t xml:space="preserve"> </w:t>
+      </w:r>
+      <w:r>
+        <w:t xml:space="preserve">(</w:t>
+      </w:r>
+      <w:r>
+        <w:rPr>
+          <w:rStyle w:val="VerbatimChar"/>
+        </w:rPr>
+        <w:t xml:space="preserve">docs/active_inference_for_czb_assessment.md</w:t>
+      </w:r>
+      <w:r>
+        <w:t xml:space="preserve">): the method uses a</w:t>
+      </w:r>
+      <w:r>
+        <w:t xml:space="preserve"> </w:t>
+      </w:r>
+      <w:r>
+        <w:t xml:space="preserve">thin slice of the framework (preference field + accumulator; planning and epistemic</w:t>
+      </w:r>
+      <w:r>
+        <w:t xml:space="preserve"> </w:t>
+      </w:r>
+      <w:r>
+        <w:t xml:space="preserve">value off); the distinctive value lives in the untested transfer claim and the dual</w:t>
+      </w:r>
+      <w:r>
+        <w:t xml:space="preserve"> </w:t>
+      </w:r>
+      <w:r>
+        <w:t xml:space="preserve">role (one scalar defines the boundary</w:t>
+      </w:r>
+      <w:r>
+        <w:t xml:space="preserve"> </w:t>
+      </w:r>
+      <w:r>
+        <w:rPr>
+          <w:i/>
+          <w:iCs/>
+        </w:rPr>
+        <w:t xml:space="preserve">and</w:t>
+      </w:r>
+      <w:r>
+        <w:t xml:space="preserve"> </w:t>
+      </w:r>
+      <w:r>
+        <w:t xml:space="preserve">predicts response timing); seven risks with</w:t>
+      </w:r>
+      <w:r>
+        <w:t xml:space="preserve"> </w:t>
+      </w:r>
+      <w:r>
+        <w:t xml:space="preserve">severities; for ADAS triggering the percentile choice dominates and comfort is an</w:t>
+      </w:r>
+      <w:r>
+        <w:t xml:space="preserve"> </w:t>
+      </w:r>
+      <w:r>
+        <w:t xml:space="preserve">acceptance criterion. Verdict: pursue, transfer test as the gate, describe more</w:t>
+      </w:r>
+      <w:r>
+        <w:t xml:space="preserve"> </w:t>
+      </w:r>
+      <w:r>
+        <w:t xml:space="preserve">modestly than the</w:t>
+      </w:r>
+      <w:r>
+        <w:t xml:space="preserve"> </w:t>
+      </w:r>
+      <w:r>
+        <w:t xml:space="preserve">“active inference”</w:t>
+      </w:r>
+      <w:r>
+        <w:t xml:space="preserve"> </w:t>
+      </w:r>
+      <w:r>
+        <w:t xml:space="preserve">label suggests.</w:t>
+      </w:r>
+    </w:p>
+    <w:p>
+      <w:pPr>
+        <w:pStyle w:val="BodyText"/>
+      </w:pPr>
+      <w:r>
+        <w:rPr>
+          <w:b/>
+          <w:bCs/>
+        </w:rPr>
+        <w:t xml:space="preserve">Numbers produced during the discussion</w:t>
+      </w:r>
+      <w:r>
+        <w:t xml:space="preserve"> </w:t>
+      </w:r>
+      <w:r>
+        <w:t xml:space="preserve">(all committed under</w:t>
+      </w:r>
+      <w:r>
+        <w:t xml:space="preserve"> </w:t>
+      </w:r>
+      <w:r>
+        <w:rPr>
+          <w:rStyle w:val="VerbatimChar"/>
+        </w:rPr>
+        <w:t xml:space="preserve">replication/czb/</w:t>
+      </w:r>
+      <w:r>
+        <w:t xml:space="preserve">):</w:t>
+      </w:r>
+    </w:p>
+    <w:p>
+      <w:pPr>
+        <w:pStyle w:val="Compact"/>
+        <w:numPr>
+          <w:ilvl w:val="0"/>
+          <w:numId w:val="1003"/>
+        </w:numPr>
+      </w:pPr>
+      <w:r>
+        <w:rPr>
+          <w:i/>
+          <w:iCs/>
+        </w:rPr>
+        <w:t xml:space="preserve">Baselines and cross-validation</w:t>
+      </w:r>
+      <w:r>
+        <w:t xml:space="preserve"> </w:t>
+      </w:r>
+      <w:r>
+        <w:t xml:space="preserve">(</w:t>
+      </w:r>
+      <w:r>
+        <w:rPr>
+          <w:rStyle w:val="VerbatimChar"/>
+        </w:rPr>
+        <w:t xml:space="preserve">pilot_surface_fit.py</w:t>
+      </w:r>
+      <w:r>
+        <w:t xml:space="preserve">): the field beats every</w:t>
+      </w:r>
+      <w:r>
+        <w:t xml:space="preserve"> </w:t>
+      </w:r>
+      <w:r>
+        <w:t xml:space="preserve">single kinematic scalar at matched parameter count but loses within-scenario to</w:t>
+      </w:r>
+      <w:r>
+        <w:t xml:space="preserve"> </w:t>
+      </w:r>
+      <w:r>
+        <w:t xml:space="preserve">richer regressions, and the result is NOT overfitting — held-out</w:t>
+      </w:r>
+      <w:r>
+        <w:t xml:space="preserve"> </w:t>
+      </w:r>
+      <w:r>
+        <w:t xml:space="preserve">(leave-one-criticality-out) the field gives corr 0.864 against</w:t>
+      </w:r>
+      <w:r>
+        <w:t xml:space="preserve"> </w:t>
+      </w:r>
+      <w:r>
+        <w:rPr>
+          <w:b/>
+          <w:bCs/>
+        </w:rPr>
+        <w:t xml:space="preserve">Jonas’s 2D state</w:t>
+      </w:r>
+      <w:r>
+        <w:rPr>
+          <w:b/>
+          <w:bCs/>
+        </w:rPr>
+        <w:t xml:space="preserve"> </w:t>
+      </w:r>
+      <w:r>
+        <w:rPr>
+          <w:b/>
+          <w:bCs/>
+        </w:rPr>
+        <w:t xml:space="preserve">rule</w:t>
+      </w:r>
+      <w:r>
+        <w:t xml:space="preserve"> </w:t>
+      </w:r>
+      <w:r>
+        <w:t xml:space="preserve">(probit on 1/TTC + lateral offset) at</w:t>
+      </w:r>
+      <w:r>
+        <w:t xml:space="preserve"> </w:t>
+      </w:r>
+      <w:r>
+        <w:rPr>
+          <w:b/>
+          <w:bCs/>
+        </w:rPr>
+        <w:t xml:space="preserve">0.921</w:t>
+      </w:r>
+      <w:r>
+        <w:t xml:space="preserve">, now the named comparator.</w:t>
+      </w:r>
+      <w:r>
+        <w:t xml:space="preserve"> </w:t>
+      </w:r>
+      <w:r>
+        <w:t xml:space="preserve">The 2D rule’s second observable is scenario-specific, so the transfer test is a</w:t>
+      </w:r>
+      <w:r>
+        <w:t xml:space="preserve"> </w:t>
+      </w:r>
+      <w:r>
+        <w:t xml:space="preserve">three-way race: one-scalar field vs per-scenario 2D rules vs the elliptical joint.</w:t>
+      </w:r>
+    </w:p>
+    <w:p>
+      <w:pPr>
+        <w:pStyle w:val="Compact"/>
+        <w:numPr>
+          <w:ilvl w:val="0"/>
+          <w:numId w:val="1003"/>
+        </w:numPr>
+      </w:pPr>
+      <w:r>
+        <w:rPr>
+          <w:i/>
+          <w:iCs/>
+        </w:rPr>
+        <w:t xml:space="preserve">Perceived safety</w:t>
+      </w:r>
+      <w:r>
+        <w:t xml:space="preserve"> </w:t>
+      </w:r>
+      <w:r>
+        <w:t xml:space="preserve">(</w:t>
+      </w:r>
+      <w:r>
+        <w:rPr>
+          <w:rStyle w:val="VerbatimChar"/>
+        </w:rPr>
+        <w:t xml:space="preserve">ps_vs_field.py</w:t>
+      </w:r>
+      <w:r>
+        <w:t xml:space="preserve">,</w:t>
+      </w:r>
+      <w:r>
+        <w:t xml:space="preserve"> </w:t>
+      </w:r>
+      <w:r>
+        <w:rPr>
+          <w:rStyle w:val="VerbatimChar"/>
+        </w:rPr>
+        <w:t xml:space="preserve">figures/ps_vs_field.png</w:t>
+      </w:r>
+      <w:r>
+        <w:t xml:space="preserve">): the PS column is</w:t>
+      </w:r>
+      <w:r>
+        <w:t xml:space="preserve"> </w:t>
+      </w:r>
+      <w:r>
+        <w:t xml:space="preserve">perceived</w:t>
+      </w:r>
+      <w:r>
+        <w:t xml:space="preserve"> </w:t>
+      </w:r>
+      <w:r>
+        <w:rPr>
+          <w:b/>
+          <w:bCs/>
+        </w:rPr>
+        <w:t xml:space="preserve">unsafety</w:t>
+      </w:r>
+      <w:r>
+        <w:t xml:space="preserve"> </w:t>
+      </w:r>
+      <w:r>
+        <w:t xml:space="preserve">(dictionary gotcha 1). Against the field: cell-level</w:t>
+      </w:r>
+      <w:r>
+        <w:t xml:space="preserve"> </w:t>
+      </w:r>
+      <w:r>
+        <w:t xml:space="preserve">Spearman ρ = 0.93, trial-level 0.58, within-criticality 0.39–0.64. The ratings</w:t>
+      </w:r>
+      <w:r>
+        <w:t xml:space="preserve"> </w:t>
+      </w:r>
+      <w:r>
+        <w:t xml:space="preserve">keep rising where the static field compresses — the accumulator’s signature a</w:t>
+      </w:r>
+      <w:r>
+        <w:t xml:space="preserve"> </w:t>
+      </w:r>
+      <w:r>
+        <w:t xml:space="preserve">third time.</w:t>
+      </w:r>
+    </w:p>
+    <w:p>
+      <w:pPr>
+        <w:pStyle w:val="Compact"/>
+        <w:numPr>
+          <w:ilvl w:val="0"/>
+          <w:numId w:val="1003"/>
+        </w:numPr>
+      </w:pPr>
+      <w:r>
+        <w:rPr>
+          <w:i/>
+          <w:iCs/>
+        </w:rPr>
+        <w:t xml:space="preserve">Epistemic value, from the authors’ own ablations</w:t>
+      </w:r>
+      <w:r>
+        <w:t xml:space="preserve"> </w:t>
+      </w:r>
+      <w:r>
+        <w:t xml:space="preserve">(</w:t>
+      </w:r>
+      <w:r>
+        <w:rPr>
+          <w:rStyle w:val="VerbatimChar"/>
+        </w:rPr>
+        <w:t xml:space="preserve">epistemic_ablation_check.py</w:t>
+      </w:r>
+      <w:r>
+        <w:t xml:space="preserve">): the deposit contains α = 0 runs. Rear-end, 28</w:t>
+      </w:r>
+      <w:r>
+        <w:t xml:space="preserve"> </w:t>
+      </w:r>
+      <w:r>
+        <w:t xml:space="preserve">matched configurations: collision difference exactly 0.000; intersection within</w:t>
+      </w:r>
+      <w:r>
+        <w:t xml:space="preserve"> </w:t>
+      </w:r>
+      <w:r>
+        <w:t xml:space="preserve">0.005; oncoming 5.7 points</w:t>
+      </w:r>
+      <w:r>
+        <w:t xml:space="preserve"> </w:t>
+      </w:r>
+      <w:r>
+        <w:rPr>
+          <w:i/>
+          <w:iCs/>
+        </w:rPr>
+        <w:t xml:space="preserve">fewer</w:t>
+      </w:r>
+      <w:r>
+        <w:t xml:space="preserve"> </w:t>
+      </w:r>
+      <w:r>
+        <w:t xml:space="preserve">collisions with the term on (3 configurations).</w:t>
+      </w:r>
+      <w:r>
+        <w:t xml:space="preserve"> </w:t>
+      </w:r>
+      <w:r>
+        <w:t xml:space="preserve">Inert longitudinally — our α = 0 reproduces the authors’ own ablation — possibly</w:t>
+      </w:r>
+      <w:r>
+        <w:t xml:space="preserve"> </w:t>
+      </w:r>
+      <w:r>
+        <w:t xml:space="preserve">useful laterally.</w:t>
+      </w:r>
+    </w:p>
+    <w:p>
+      <w:pPr>
+        <w:pStyle w:val="Compact"/>
+        <w:numPr>
+          <w:ilvl w:val="0"/>
+          <w:numId w:val="1003"/>
+        </w:numPr>
+      </w:pPr>
+      <w:r>
+        <w:rPr>
+          <w:i/>
+          <w:iCs/>
+        </w:rPr>
+        <w:t xml:space="preserve">Boundary sensitivity</w:t>
+      </w:r>
+      <w:r>
+        <w:t xml:space="preserve">: relative speed is in the closed form (comfort boundary at</w:t>
+      </w:r>
+      <w:r>
+        <w:t xml:space="preserve"> </w:t>
+      </w:r>
+      <w:r>
+        <w:t xml:space="preserve">20 m/s: 1.86 s steady → 2.59 s closing at 5 m/s); the 1.86 stacks three worst-case</w:t>
+      </w:r>
+      <w:r>
+        <w:t xml:space="preserve"> </w:t>
+      </w:r>
+      <w:r>
+        <w:t xml:space="preserve">conventions (a_OV,min = −4 alone gives 1.03 s).</w:t>
+      </w:r>
+    </w:p>
+    <w:p>
+      <w:pPr>
+        <w:pStyle w:val="Compact"/>
+        <w:numPr>
+          <w:ilvl w:val="0"/>
+          <w:numId w:val="1003"/>
+        </w:numPr>
+      </w:pPr>
+      <w:r>
+        <w:rPr>
+          <w:i/>
+          <w:iCs/>
+        </w:rPr>
+        <w:t xml:space="preserve">Percentile-versus-absolute</w:t>
+      </w:r>
+      <w:r>
+        <w:t xml:space="preserve"> </w:t>
+      </w:r>
+      <w:r>
+        <w:t xml:space="preserve">(</w:t>
+      </w:r>
+      <w:r>
+        <w:rPr>
+          <w:rStyle w:val="VerbatimChar"/>
+        </w:rPr>
+        <w:t xml:space="preserve">figures/percentile_vs_absolute.png</w:t>
+      </w:r>
+      <w:r>
+        <w:t xml:space="preserve">): shared</w:t>
+      </w:r>
+      <w:r>
+        <w:t xml:space="preserve"> </w:t>
+      </w:r>
+      <w:r>
+        <w:t xml:space="preserve">measurement offsets preserve who sits at a percentile but shift when a trigger</w:t>
+      </w:r>
+      <w:r>
+        <w:t xml:space="preserve"> </w:t>
+      </w:r>
+      <w:r>
+        <w:t xml:space="preserve">placed there fires.</w:t>
+      </w:r>
+    </w:p>
+    <w:p>
+      <w:pPr>
+        <w:pStyle w:val="FirstParagraph"/>
+      </w:pPr>
+      <w:r>
+        <w:rPr>
+          <w:b/>
+          <w:bCs/>
+        </w:rPr>
+        <w:t xml:space="preserve">Plan amendments Jonas made</w:t>
+      </w:r>
+      <w:r>
+        <w:t xml:space="preserve"> </w:t>
+      </w:r>
+      <w:r>
+        <w:t xml:space="preserve">(folded into</w:t>
+      </w:r>
+      <w:r>
+        <w:t xml:space="preserve"> </w:t>
+      </w:r>
+      <w:r>
+        <w:rPr>
+          <w:rStyle w:val="VerbatimChar"/>
+        </w:rPr>
+        <w:t xml:space="preserve">docs/czb_validation_roadmap.md</w:t>
+      </w:r>
+      <w:r>
+        <w:t xml:space="preserve"> </w:t>
+      </w:r>
+      <w:r>
+        <w:t xml:space="preserve">§0b, 4b,</w:t>
+      </w:r>
+      <w:r>
+        <w:t xml:space="preserve"> </w:t>
+      </w:r>
+      <w:r>
+        <w:t xml:space="preserve">4c and</w:t>
+      </w:r>
+      <w:r>
+        <w:t xml:space="preserve"> </w:t>
+      </w:r>
+      <w:r>
+        <w:rPr>
+          <w:rStyle w:val="VerbatimChar"/>
+        </w:rPr>
+        <w:t xml:space="preserve">docs/czb_fitting_plan.md</w:t>
+      </w:r>
+      <w:r>
+        <w:t xml:space="preserve">): the comfort</w:t>
+      </w:r>
+      <w:r>
+        <w:t xml:space="preserve"> </w:t>
+      </w:r>
+      <w:r>
+        <w:rPr>
+          <w:b/>
+          <w:bCs/>
+        </w:rPr>
+        <w:t xml:space="preserve">and</w:t>
+      </w:r>
+      <w:r>
+        <w:t xml:space="preserve"> </w:t>
+      </w:r>
+      <w:r>
+        <w:t xml:space="preserve">dread levels are both fitted —</w:t>
+      </w:r>
+      <w:r>
+        <w:t xml:space="preserve"> </w:t>
+      </w:r>
+      <w:r>
+        <w:t xml:space="preserve">the DZB is the deceleration drivers do not voluntarily exceed, a behavioral limit, not</w:t>
+      </w:r>
+      <w:r>
+        <w:t xml:space="preserve"> </w:t>
+      </w:r>
+      <w:r>
+        <w:t xml:space="preserve">the physical a_max, so 4/8 are staging anchors only; a secondary model fits a_OV,min</w:t>
+      </w:r>
+      <w:r>
+        <w:t xml:space="preserve"> </w:t>
+      </w:r>
+      <w:r>
+        <w:t xml:space="preserve">and t_react at population level (identifiable from cross-speed variation; primary</w:t>
+      </w:r>
+      <w:r>
+        <w:t xml:space="preserve"> </w:t>
+      </w:r>
+      <w:r>
+        <w:t xml:space="preserve">keeps them fixed for falsifiability); planning and epistemic value are reconsidered on</w:t>
+      </w:r>
+      <w:r>
+        <w:t xml:space="preserve"> </w:t>
+      </w:r>
+      <w:r>
+        <w:t xml:space="preserve">evidence, not dropped (stage E: E.1 closed-form vs sampled expectation, E.2 an</w:t>
+      </w:r>
+      <w:r>
+        <w:t xml:space="preserve"> </w:t>
+      </w:r>
+      <w:r>
+        <w:t xml:space="preserve">uncertainty term tested on truck-vs-car cut-ins, E.3 a policy-set field for the</w:t>
+      </w:r>
+      <w:r>
+        <w:t xml:space="preserve"> </w:t>
+      </w:r>
+      <w:r>
+        <w:t xml:space="preserve">transfer scenarios); NDS access is for measuring the paradigm offset, exposure</w:t>
+      </w:r>
+      <w:r>
+        <w:t xml:space="preserve"> </w:t>
+      </w:r>
+      <w:r>
+        <w:t xml:space="preserve">denominators, a percentile consistency check, and instruction-free transfer events;</w:t>
+      </w:r>
+      <w:r>
+        <w:t xml:space="preserve"> </w:t>
+      </w:r>
+      <w:r>
+        <w:rPr>
+          <w:rStyle w:val="VerbatimChar"/>
+        </w:rPr>
+        <w:t xml:space="preserve">CZB_2</w:t>
+      </w:r>
+      <w:r>
+        <w:t xml:space="preserve"> </w:t>
+      </w:r>
+      <w:r>
+        <w:t xml:space="preserve">is treated as the human decision pending a new dataset; motor latency fixed at</w:t>
+      </w:r>
+      <w:r>
+        <w:t xml:space="preserve"> </w:t>
+      </w:r>
+      <w:r>
+        <w:t xml:space="preserve">0.25 s (bracket 0.15/0.35, citation flagged unverified); the Sequence design stays</w:t>
+      </w:r>
+      <w:r>
+        <w:t xml:space="preserve"> </w:t>
+      </w:r>
+      <w:r>
+        <w:t xml:space="preserve">excluded; the deliverable is the hierarchical</w:t>
+      </w:r>
+      <w:r>
+        <w:t xml:space="preserve"> </w:t>
+      </w:r>
+      <w:r>
+        <w:rPr>
+          <w:b/>
+          <w:bCs/>
+        </w:rPr>
+        <w:t xml:space="preserve">population distribution</w:t>
+      </w:r>
+      <w:r>
+        <w:t xml:space="preserve"> </w:t>
+      </w:r>
+      <w:r>
+        <w:t xml:space="preserve">(deployment</w:t>
+      </w:r>
+      <w:r>
+        <w:t xml:space="preserve"> </w:t>
+      </w:r>
+      <w:r>
+        <w:t xml:space="preserve">is group-level; per-driver effects are instruments for estimating the spread).</w:t>
+      </w:r>
+    </w:p>
     <w:bookmarkEnd w:id="15"/>
+    <w:bookmarkStart w:id="16" w:name="X6957495b0db8a81fb95765975f8a52093dc9eb2"/>
+    <w:p>
+      <w:pPr>
+        <w:pStyle w:val="Heading2"/>
+      </w:pPr>
+      <w:r>
+        <w:t xml:space="preserve">8 Model-handover protocol (read carefully if you are the cheaper model)</w:t>
+      </w:r>
+    </w:p>
+    <w:p>
+      <w:pPr>
+        <w:pStyle w:val="FirstParagraph"/>
+      </w:pPr>
+      <w:r>
+        <w:t xml:space="preserve">Jonas is moving execution to a less expensive model. The division of labor, agreed</w:t>
+      </w:r>
+      <w:r>
+        <w:t xml:space="preserve"> </w:t>
+      </w:r>
+      <w:r>
+        <w:t xml:space="preserve">2026-08-27:</w:t>
+      </w:r>
+    </w:p>
+    <w:p>
+      <w:pPr>
+        <w:pStyle w:val="BodyText"/>
+      </w:pPr>
+      <w:r>
+        <w:rPr>
+          <w:b/>
+          <w:bCs/>
+        </w:rPr>
+        <w:t xml:space="preserve">Your entry sequence</w:t>
+      </w:r>
+      <w:r>
+        <w:t xml:space="preserve">: read</w:t>
+      </w:r>
+      <w:r>
+        <w:t xml:space="preserve"> </w:t>
+      </w:r>
+      <w:r>
+        <w:rPr>
+          <w:rStyle w:val="VerbatimChar"/>
+        </w:rPr>
+        <w:t xml:space="preserve">handover.md</w:t>
+      </w:r>
+      <w:r>
+        <w:t xml:space="preserve">, then</w:t>
+      </w:r>
+      <w:r>
+        <w:t xml:space="preserve"> </w:t>
+      </w:r>
+      <w:r>
+        <w:rPr>
+          <w:rStyle w:val="VerbatimChar"/>
+        </w:rPr>
+        <w:t xml:space="preserve">handover_2026-08-26.md</w:t>
+      </w:r>
+      <w:r>
+        <w:t xml:space="preserve">, then this</w:t>
+      </w:r>
+      <w:r>
+        <w:t xml:space="preserve"> </w:t>
+      </w:r>
+      <w:r>
+        <w:t xml:space="preserve">file, then</w:t>
+      </w:r>
+      <w:r>
+        <w:t xml:space="preserve"> </w:t>
+      </w:r>
+      <w:r>
+        <w:rPr>
+          <w:rStyle w:val="VerbatimChar"/>
+        </w:rPr>
+        <w:t xml:space="preserve">docs/czb_validation_roadmap.md</w:t>
+      </w:r>
+      <w:r>
+        <w:t xml:space="preserve">, then</w:t>
+      </w:r>
+      <w:r>
+        <w:t xml:space="preserve"> </w:t>
+      </w:r>
+      <w:r>
+        <w:rPr>
+          <w:rStyle w:val="VerbatimChar"/>
+        </w:rPr>
+        <w:t xml:space="preserve">docs/czb_work_orders.md</w:t>
+      </w:r>
+      <w:r>
+        <w:t xml:space="preserve">. Then</w:t>
+      </w:r>
+      <w:r>
+        <w:t xml:space="preserve"> </w:t>
+      </w:r>
+      <w:r>
+        <w:t xml:space="preserve">execute</w:t>
+      </w:r>
+      <w:r>
+        <w:t xml:space="preserve"> </w:t>
+      </w:r>
+      <w:r>
+        <w:rPr>
+          <w:b/>
+          <w:bCs/>
+        </w:rPr>
+        <w:t xml:space="preserve">one card per session</w:t>
+      </w:r>
+      <w:r>
+        <w:t xml:space="preserve">, in card order, and nothing else. End every session</w:t>
+      </w:r>
+      <w:r>
+        <w:t xml:space="preserve"> </w:t>
+      </w:r>
+      <w:r>
+        <w:t xml:space="preserve">with the card’s report, a commit whose message names the card, and a paragraph</w:t>
+      </w:r>
+      <w:r>
+        <w:t xml:space="preserve"> </w:t>
+      </w:r>
+      <w:r>
+        <w:t xml:space="preserve">appended to</w:t>
+      </w:r>
+      <w:r>
+        <w:t xml:space="preserve"> </w:t>
+      </w:r>
+      <w:r>
+        <w:rPr>
+          <w:rStyle w:val="VerbatimChar"/>
+        </w:rPr>
+        <w:t xml:space="preserve">replication/czb/out/worklog.md</w:t>
+      </w:r>
+      <w:r>
+        <w:t xml:space="preserve">.</w:t>
+      </w:r>
+    </w:p>
+    <w:p>
+      <w:pPr>
+        <w:pStyle w:val="BodyText"/>
+      </w:pPr>
+      <w:r>
+        <w:rPr>
+          <w:b/>
+          <w:bCs/>
+        </w:rPr>
+        <w:t xml:space="preserve">Standing rules</w:t>
+      </w:r>
+      <w:r>
+        <w:t xml:space="preserve"> </w:t>
+      </w:r>
+      <w:r>
+        <w:t xml:space="preserve">(work orders §2, binding): every quoted number from a committed</w:t>
+      </w:r>
+      <w:r>
+        <w:t xml:space="preserve"> </w:t>
+      </w:r>
+      <w:r>
+        <w:t xml:space="preserve">script with tracked output; full test suite before and after every card (currently</w:t>
+      </w:r>
+      <w:r>
+        <w:t xml:space="preserve"> </w:t>
+      </w:r>
+      <w:r>
+        <w:t xml:space="preserve">123 tests across four files); never change</w:t>
+      </w:r>
+      <w:r>
+        <w:t xml:space="preserve"> </w:t>
+      </w:r>
+      <w:r>
+        <w:rPr>
+          <w:rStyle w:val="VerbatimChar"/>
+        </w:rPr>
+        <w:t xml:space="preserve">src/aidriver/preferences.py</w:t>
+      </w:r>
+      <w:r>
+        <w:t xml:space="preserve"> </w:t>
+      </w:r>
+      <w:r>
+        <w:t xml:space="preserve">defaults —</w:t>
+      </w:r>
+      <w:r>
+        <w:t xml:space="preserve"> </w:t>
+      </w:r>
+      <w:r>
+        <w:t xml:space="preserve">new behavior goes behind flags defaulting off; house style per the</w:t>
+      </w:r>
+      <w:r>
+        <w:t xml:space="preserve"> </w:t>
+      </w:r>
+      <w:r>
+        <w:rPr>
+          <w:rStyle w:val="VerbatimChar"/>
+        </w:rPr>
+        <w:t xml:space="preserve">jonas-academic-writing</w:t>
+      </w:r>
+      <w:r>
+        <w:t xml:space="preserve"> </w:t>
+      </w:r>
+      <w:r>
+        <w:t xml:space="preserve">skill for anything written for Jonas; generated artifacts</w:t>
+      </w:r>
+      <w:r>
+        <w:t xml:space="preserve"> </w:t>
+      </w:r>
+      <w:r>
+        <w:t xml:space="preserve">never hand-edited.</w:t>
+      </w:r>
+    </w:p>
+    <w:p>
+      <w:pPr>
+        <w:pStyle w:val="BodyText"/>
+      </w:pPr>
+      <w:r>
+        <w:rPr>
+          <w:b/>
+          <w:bCs/>
+        </w:rPr>
+        <w:t xml:space="preserve">Escalate — stop and ask Jonas to bring the stronger model in for review — when any</w:t>
+      </w:r>
+      <w:r>
+        <w:rPr>
+          <w:b/>
+          <w:bCs/>
+        </w:rPr>
+        <w:t xml:space="preserve"> </w:t>
+      </w:r>
+      <w:r>
+        <w:rPr>
+          <w:b/>
+          <w:bCs/>
+        </w:rPr>
+        <w:t xml:space="preserve">of the following occurs</w:t>
+      </w:r>
+      <w:r>
+        <w:t xml:space="preserve">:</w:t>
+      </w:r>
+    </w:p>
+    <w:p>
+      <w:pPr>
+        <w:pStyle w:val="Compact"/>
+        <w:numPr>
+          <w:ilvl w:val="0"/>
+          <w:numId w:val="1004"/>
+        </w:numPr>
+      </w:pPr>
+      <w:r>
+        <w:t xml:space="preserve">A card’s stop condition fires, or an acceptance criterion cannot be met after two</w:t>
+      </w:r>
+      <w:r>
+        <w:t xml:space="preserve"> </w:t>
+      </w:r>
+      <w:r>
+        <w:t xml:space="preserve">honest attempts. Write a short failure report; do not loosen the criterion and do</w:t>
+      </w:r>
+      <w:r>
+        <w:t xml:space="preserve"> </w:t>
+      </w:r>
+      <w:r>
+        <w:t xml:space="preserve">not improvise around it.</w:t>
+      </w:r>
+    </w:p>
+    <w:p>
+      <w:pPr>
+        <w:pStyle w:val="Compact"/>
+        <w:numPr>
+          <w:ilvl w:val="0"/>
+          <w:numId w:val="1004"/>
+        </w:numPr>
+      </w:pPr>
+      <w:r>
+        <w:t xml:space="preserve">A result contradicts a documented finding (README, a handover, a docs/ document).</w:t>
+      </w:r>
+      <w:r>
+        <w:t xml:space="preserve"> </w:t>
+      </w:r>
+      <w:r>
+        <w:t xml:space="preserve">Surface the contradiction explicitly; never silently reconcile.</w:t>
+      </w:r>
+    </w:p>
+    <w:p>
+      <w:pPr>
+        <w:pStyle w:val="Compact"/>
+        <w:numPr>
+          <w:ilvl w:val="0"/>
+          <w:numId w:val="1004"/>
+        </w:numPr>
+      </w:pPr>
+      <w:r>
+        <w:t xml:space="preserve">The task requires a verdict or a design decision: the A.2 bias-model choice, the</w:t>
+      </w:r>
+      <w:r>
+        <w:t xml:space="preserve"> </w:t>
+      </w:r>
+      <w:r>
+        <w:t xml:space="preserve">A.3 pass/fail call, the B.4 transfer verdict, any new scenario geometry (B.3</w:t>
+      </w:r>
+      <w:r>
+        <w:t xml:space="preserve"> </w:t>
+      </w:r>
+      <w:r>
+        <w:t xml:space="preserve">LTAP), any modification to the preference function’s structure, any new</w:t>
+      </w:r>
+      <w:r>
+        <w:t xml:space="preserve"> </w:t>
+      </w:r>
+      <w:r>
+        <w:t xml:space="preserve">resampling/uncertainty scheme, or interpretation that will become a claim in a</w:t>
+      </w:r>
+      <w:r>
+        <w:t xml:space="preserve"> </w:t>
+      </w:r>
+      <w:r>
+        <w:t xml:space="preserve">document.</w:t>
+      </w:r>
+    </w:p>
+    <w:p>
+      <w:pPr>
+        <w:pStyle w:val="Compact"/>
+        <w:numPr>
+          <w:ilvl w:val="0"/>
+          <w:numId w:val="1004"/>
+        </w:numPr>
+      </w:pPr>
+      <w:r>
+        <w:t xml:space="preserve">Anything outward-facing: emails to authors or Jian Wu, or text intended to leave</w:t>
+      </w:r>
+      <w:r>
+        <w:t xml:space="preserve"> </w:t>
+      </w:r>
+      <w:r>
+        <w:t xml:space="preserve">the project.</w:t>
+      </w:r>
+    </w:p>
+    <w:p>
+      <w:pPr>
+        <w:pStyle w:val="Compact"/>
+        <w:numPr>
+          <w:ilvl w:val="0"/>
+          <w:numId w:val="1004"/>
+        </w:numPr>
+      </w:pPr>
+      <w:r>
+        <w:t xml:space="preserve">Tests fail for reasons that are not obviously the session’s own edit.</w:t>
+      </w:r>
+    </w:p>
+    <w:p>
+      <w:pPr>
+        <w:pStyle w:val="Compact"/>
+        <w:numPr>
+          <w:ilvl w:val="0"/>
+          <w:numId w:val="1004"/>
+        </w:numPr>
+      </w:pPr>
+      <w:r>
+        <w:t xml:space="preserve">You notice an error in the stronger model’s prior work. (This has precedent and</w:t>
+      </w:r>
+      <w:r>
+        <w:t xml:space="preserve"> </w:t>
+      </w:r>
+      <w:r>
+        <w:t xml:space="preserve">is welcome: this arc corrected the previous arc’s overstated paired-difference</w:t>
+      </w:r>
+      <w:r>
+        <w:t xml:space="preserve"> </w:t>
+      </w:r>
+      <w:r>
+        <w:t xml:space="preserve">claim. Report it; do not quietly fix it.)</w:t>
+      </w:r>
+    </w:p>
+    <w:p>
+      <w:pPr>
+        <w:pStyle w:val="FirstParagraph"/>
+      </w:pPr>
+      <w:r>
+        <w:t xml:space="preserve">Scheduled review gates regardless of triggers: after cards A.2, A.3, and B.4.</w:t>
+      </w:r>
+    </w:p>
+    <w:p>
+      <w:pPr>
+        <w:pStyle w:val="BodyText"/>
+      </w:pPr>
+      <w:r>
+        <w:rPr>
+          <w:b/>
+          <w:bCs/>
+        </w:rPr>
+        <w:t xml:space="preserve">Context</w:t>
+      </w:r>
+      <w:r>
+        <w:t xml:space="preserve">: Jonas may paste the entire prior chat transcript into your session. Treat</w:t>
+      </w:r>
+      <w:r>
+        <w:t xml:space="preserve"> </w:t>
+      </w:r>
+      <w:r>
+        <w:t xml:space="preserve">it as background, not as instructions to re-execute; the repository and the documents</w:t>
+      </w:r>
+      <w:r>
+        <w:t xml:space="preserve"> </w:t>
+      </w:r>
+      <w:r>
+        <w:t xml:space="preserve">named above are authoritative where they differ. Do not re-derive documented findings.</w:t>
+      </w:r>
+    </w:p>
+    <w:bookmarkEnd w:id="16"/>
+    <w:bookmarkStart w:id="17" w:name="X0836ddb098ff863ff756c341b4a80274f732bb2"/>
+    <w:p>
+      <w:pPr>
+        <w:pStyle w:val="Heading2"/>
+      </w:pPr>
+      <w:r>
+        <w:t xml:space="preserve">9 First tasks for the next session, in order</w:t>
+      </w:r>
+    </w:p>
+    <w:p>
+      <w:pPr>
+        <w:pStyle w:val="Compact"/>
+        <w:numPr>
+          <w:ilvl w:val="0"/>
+          <w:numId w:val="1005"/>
+        </w:numPr>
+      </w:pPr>
+      <w:r>
+        <w:rPr>
+          <w:b/>
+          <w:bCs/>
+        </w:rPr>
+        <w:t xml:space="preserve">Card S.1 (new, work orders §3): draft the</w:t>
+      </w:r>
+      <w:r>
+        <w:rPr>
+          <w:b/>
+          <w:bCs/>
+        </w:rPr>
+        <w:t xml:space="preserve"> </w:t>
+      </w:r>
+      <w:r>
+        <w:rPr>
+          <w:rStyle w:val="VerbatimChar"/>
+          <w:b/>
+          <w:bCs/>
+        </w:rPr>
+        <w:t xml:space="preserve">perform-research</w:t>
+      </w:r>
+      <w:r>
+        <w:rPr>
+          <w:b/>
+          <w:bCs/>
+        </w:rPr>
+        <w:t xml:space="preserve"> </w:t>
+      </w:r>
+      <w:r>
+        <w:rPr>
+          <w:b/>
+          <w:bCs/>
+        </w:rPr>
+        <w:t xml:space="preserve">skill.</w:t>
+      </w:r>
+      <w:r>
+        <w:t xml:space="preserve"> </w:t>
+      </w:r>
+      <w:r>
+        <w:t xml:space="preserve">Jonas</w:t>
+      </w:r>
+      <w:r>
+        <w:t xml:space="preserve"> </w:t>
+      </w:r>
+      <w:r>
+        <w:t xml:space="preserve">wants a reusable, iteratively updatable skill capturing how research is performed</w:t>
+      </w:r>
+      <w:r>
+        <w:t xml:space="preserve"> </w:t>
+      </w:r>
+      <w:r>
+        <w:t xml:space="preserve">in this collaboration — including how between-model handovers are handled. The</w:t>
+      </w:r>
+      <w:r>
+        <w:t xml:space="preserve"> </w:t>
+      </w:r>
+      <w:r>
+        <w:t xml:space="preserve">card in</w:t>
+      </w:r>
+      <w:r>
+        <w:t xml:space="preserve"> </w:t>
+      </w:r>
+      <w:r>
+        <w:rPr>
+          <w:rStyle w:val="VerbatimChar"/>
+        </w:rPr>
+        <w:t xml:space="preserve">docs/czb_work_orders.md</w:t>
+      </w:r>
+      <w:r>
+        <w:t xml:space="preserve"> </w:t>
+      </w:r>
+      <w:r>
+        <w:t xml:space="preserve">specifies the required contents; part of the</w:t>
+      </w:r>
+      <w:r>
+        <w:t xml:space="preserve"> </w:t>
+      </w:r>
+      <w:r>
+        <w:t xml:space="preserve">task is researching online what exists (multi-agent handoff patterns, research-</w:t>
+      </w:r>
+      <w:r>
+        <w:t xml:space="preserve"> </w:t>
+      </w:r>
+      <w:r>
+        <w:t xml:space="preserve">workflow and lab-notebook practices for LLM-assisted work) and citing what is</w:t>
+      </w:r>
+      <w:r>
+        <w:t xml:space="preserve"> </w:t>
+      </w:r>
+      <w:r>
+        <w:t xml:space="preserve">borrowed. Draft to</w:t>
+      </w:r>
+      <w:r>
+        <w:t xml:space="preserve"> </w:t>
+      </w:r>
+      <w:r>
+        <w:rPr>
+          <w:rStyle w:val="VerbatimChar"/>
+        </w:rPr>
+        <w:t xml:space="preserve">C:\Users\bargman\.claude\skills\perform-research\SKILL.md</w:t>
+      </w:r>
+      <w:r>
+        <w:t xml:space="preserve">,</w:t>
+      </w:r>
+      <w:r>
+        <w:t xml:space="preserve"> </w:t>
+      </w:r>
+      <w:r>
+        <w:t xml:space="preserve">for Jonas’s review — the skill is his to approve, not to silently activate.</w:t>
+      </w:r>
+    </w:p>
+    <w:p>
+      <w:pPr>
+        <w:pStyle w:val="Compact"/>
+        <w:numPr>
+          <w:ilvl w:val="0"/>
+          <w:numId w:val="1005"/>
+        </w:numPr>
+      </w:pPr>
+      <w:r>
+        <w:rPr>
+          <w:b/>
+          <w:bCs/>
+        </w:rPr>
+        <w:t xml:space="preserve">Card A.1: the synthetic-recovery harness</w:t>
+      </w:r>
+      <w:r>
+        <w:t xml:space="preserve"> </w:t>
+      </w:r>
+      <w:r>
+        <w:t xml:space="preserve">— the gate for all fitting.</w:t>
+      </w:r>
+    </w:p>
+    <w:p>
+      <w:pPr>
+        <w:pStyle w:val="Compact"/>
+        <w:numPr>
+          <w:ilvl w:val="0"/>
+          <w:numId w:val="1005"/>
+        </w:numPr>
+      </w:pPr>
+      <w:r>
+        <w:t xml:space="preserve">Then the cards in order: A.2 (review gate), A.3 (review gate), A.4, B.1, C, …</w:t>
+      </w:r>
+      <w:r>
+        <w:t xml:space="preserve"> </w:t>
+      </w:r>
+      <w:r>
+        <w:t xml:space="preserve">B.2/B.3/E.1 can interleave; B.4 only after A.3 and B.1–B.3, and it is a review</w:t>
+      </w:r>
+      <w:r>
+        <w:t xml:space="preserve"> </w:t>
+      </w:r>
+      <w:r>
+        <w:t xml:space="preserve">gate.</w:t>
+      </w:r>
+    </w:p>
+    <w:bookmarkEnd w:id="17"/>
+    <w:bookmarkStart w:id="18" w:name="git-state-of-this-arc"/>
+    <w:p>
+      <w:pPr>
+        <w:pStyle w:val="Heading2"/>
+      </w:pPr>
+      <w:r>
+        <w:t xml:space="preserve">10 Git state of this arc</w:t>
+      </w:r>
+    </w:p>
+    <w:p>
+      <w:pPr>
+        <w:pStyle w:val="FirstParagraph"/>
+      </w:pPr>
+      <w:r>
+        <w:t xml:space="preserve">Eight commits on</w:t>
+      </w:r>
+      <w:r>
+        <w:t xml:space="preserve"> </w:t>
+      </w:r>
+      <w:r>
+        <w:rPr>
+          <w:rStyle w:val="VerbatimChar"/>
+        </w:rPr>
+        <w:t xml:space="preserve">main</w:t>
+      </w:r>
+      <w:r>
+        <w:t xml:space="preserve">, in order:</w:t>
+      </w:r>
+      <w:r>
+        <w:t xml:space="preserve"> </w:t>
+      </w:r>
+      <w:r>
+        <w:rPr>
+          <w:rStyle w:val="VerbatimChar"/>
+        </w:rPr>
+        <w:t xml:space="preserve">4f915a0</w:t>
+      </w:r>
+      <w:r>
+        <w:t xml:space="preserve"> </w:t>
+      </w:r>
+      <w:r>
+        <w:t xml:space="preserve">(review corrections, the paired-</w:t>
+      </w:r>
+      <w:r>
+        <w:t xml:space="preserve"> </w:t>
+      </w:r>
+      <w:r>
+        <w:t xml:space="preserve">difference correction),</w:t>
+      </w:r>
+      <w:r>
+        <w:t xml:space="preserve"> </w:t>
+      </w:r>
+      <w:r>
+        <w:rPr>
+          <w:rStyle w:val="VerbatimChar"/>
+        </w:rPr>
+        <w:t xml:space="preserve">d322272</w:t>
+      </w:r>
+      <w:r>
+        <w:t xml:space="preserve"> </w:t>
+      </w:r>
+      <w:r>
+        <w:t xml:space="preserve">(continuous lane entry + desired speed + fitting</w:t>
+      </w:r>
+      <w:r>
+        <w:t xml:space="preserve"> </w:t>
+      </w:r>
+      <w:r>
+        <w:t xml:space="preserve">preparation),</w:t>
+      </w:r>
+      <w:r>
+        <w:t xml:space="preserve"> </w:t>
+      </w:r>
+      <w:r>
+        <w:rPr>
+          <w:rStyle w:val="VerbatimChar"/>
+        </w:rPr>
+        <w:t xml:space="preserve">91489f5</w:t>
+      </w:r>
+      <w:r>
+        <w:t xml:space="preserve"> </w:t>
+      </w:r>
+      <w:r>
+        <w:t xml:space="preserve">(combined handbook rebuild),</w:t>
+      </w:r>
+      <w:r>
+        <w:t xml:space="preserve"> </w:t>
+      </w:r>
+      <w:r>
+        <w:rPr>
+          <w:rStyle w:val="VerbatimChar"/>
+        </w:rPr>
+        <w:t xml:space="preserve">db0f735</w:t>
+      </w:r>
+      <w:r>
+        <w:t xml:space="preserve"> </w:t>
+      </w:r>
+      <w:r>
+        <w:t xml:space="preserve">(the assessment with</w:t>
+      </w:r>
+      <w:r>
+        <w:t xml:space="preserve"> </w:t>
+      </w:r>
+      <w:r>
+        <w:t xml:space="preserve">committed baselines),</w:t>
+      </w:r>
+      <w:r>
+        <w:t xml:space="preserve"> </w:t>
+      </w:r>
+      <w:r>
+        <w:rPr>
+          <w:rStyle w:val="VerbatimChar"/>
+        </w:rPr>
+        <w:t xml:space="preserve">b24ba72</w:t>
+      </w:r>
+      <w:r>
+        <w:t xml:space="preserve"> </w:t>
+      </w:r>
+      <w:r>
+        <w:t xml:space="preserve">(cross-validation, PS correlation, boundary</w:t>
+      </w:r>
+      <w:r>
+        <w:t xml:space="preserve"> </w:t>
+      </w:r>
+      <w:r>
+        <w:t xml:space="preserve">sensitivity, parameter reference, roadmap),</w:t>
+      </w:r>
+      <w:r>
+        <w:t xml:space="preserve"> </w:t>
+      </w:r>
+      <w:r>
+        <w:rPr>
+          <w:rStyle w:val="VerbatimChar"/>
+        </w:rPr>
+        <w:t xml:space="preserve">43b28b9</w:t>
+      </w:r>
+      <w:r>
+        <w:t xml:space="preserve"> </w:t>
+      </w:r>
+      <w:r>
+        <w:t xml:space="preserve">(2D state baseline, epistemic</w:t>
+      </w:r>
+      <w:r>
+        <w:t xml:space="preserve"> </w:t>
+      </w:r>
+      <w:r>
+        <w:t xml:space="preserve">ablation, roadmap amendments, work orders), plus this handover update. All documents</w:t>
+      </w:r>
+      <w:r>
+        <w:t xml:space="preserve"> </w:t>
+      </w:r>
+      <w:r>
+        <w:t xml:space="preserve">have current Word and PDF builds; the working tree should be clean at handover.</w:t>
+      </w:r>
+    </w:p>
+    <w:bookmarkEnd w:id="18"/>
+    <w:bookmarkEnd w:id="19"/>
     <w:sectPr>
       <w:footnotePr>
         <w:numRestart w:val="eachSect"/>
@@ -2157,6 +3592,69 @@
     <w:abstractNumId w:val="991"/>
   </w:num>
   <w:num w:numId="1002">
+    <w:abstractNumId w:val="99411"/>
+    <w:lvlOverride w:ilvl="0">
+      <w:startOverride w:val="1"/>
+    </w:lvlOverride>
+    <w:lvlOverride w:ilvl="1">
+      <w:startOverride w:val="1"/>
+    </w:lvlOverride>
+    <w:lvlOverride w:ilvl="2">
+      <w:startOverride w:val="1"/>
+    </w:lvlOverride>
+    <w:lvlOverride w:ilvl="3">
+      <w:startOverride w:val="1"/>
+    </w:lvlOverride>
+    <w:lvlOverride w:ilvl="4">
+      <w:startOverride w:val="1"/>
+    </w:lvlOverride>
+    <w:lvlOverride w:ilvl="5">
+      <w:startOverride w:val="1"/>
+    </w:lvlOverride>
+    <w:lvlOverride w:ilvl="6">
+      <w:startOverride w:val="1"/>
+    </w:lvlOverride>
+    <w:lvlOverride w:ilvl="7">
+      <w:startOverride w:val="1"/>
+    </w:lvlOverride>
+    <w:lvlOverride w:ilvl="8">
+      <w:startOverride w:val="1"/>
+    </w:lvlOverride>
+  </w:num>
+  <w:num w:numId="1003">
+    <w:abstractNumId w:val="991"/>
+  </w:num>
+  <w:num w:numId="1004">
+    <w:abstractNumId w:val="99411"/>
+    <w:lvlOverride w:ilvl="0">
+      <w:startOverride w:val="1"/>
+    </w:lvlOverride>
+    <w:lvlOverride w:ilvl="1">
+      <w:startOverride w:val="1"/>
+    </w:lvlOverride>
+    <w:lvlOverride w:ilvl="2">
+      <w:startOverride w:val="1"/>
+    </w:lvlOverride>
+    <w:lvlOverride w:ilvl="3">
+      <w:startOverride w:val="1"/>
+    </w:lvlOverride>
+    <w:lvlOverride w:ilvl="4">
+      <w:startOverride w:val="1"/>
+    </w:lvlOverride>
+    <w:lvlOverride w:ilvl="5">
+      <w:startOverride w:val="1"/>
+    </w:lvlOverride>
+    <w:lvlOverride w:ilvl="6">
+      <w:startOverride w:val="1"/>
+    </w:lvlOverride>
+    <w:lvlOverride w:ilvl="7">
+      <w:startOverride w:val="1"/>
+    </w:lvlOverride>
+    <w:lvlOverride w:ilvl="8">
+      <w:startOverride w:val="1"/>
+    </w:lvlOverride>
+  </w:num>
+  <w:num w:numId="1005">
     <w:abstractNumId w:val="99411"/>
     <w:lvlOverride w:ilvl="0">
       <w:startOverride w:val="1"/>

--- a/handover_2026-08-27.docx
+++ b/handover_2026-08-27.docx
@@ -2,7 +2,7 @@
 <file path=word/document.xml><?xml version="1.0" encoding="utf-8"?>
 <w:document xmlns:w="http://schemas.openxmlformats.org/wordprocessingml/2006/main" xmlns:m="http://schemas.openxmlformats.org/officeDocument/2006/math" xmlns:r="http://schemas.openxmlformats.org/officeDocument/2006/relationships" xmlns:o="urn:schemas-microsoft-com:office:office" xmlns:v="urn:schemas-microsoft-com:vml" xmlns:w10="urn:schemas-microsoft-com:office:word" xmlns:a="http://schemas.openxmlformats.org/drawingml/2006/main" xmlns:pic="http://schemas.openxmlformats.org/drawingml/2006/picture" xmlns:wp="http://schemas.openxmlformats.org/drawingml/2006/wordprocessingDrawing">
   <w:body>
-    <w:bookmarkStart w:id="19" w:name="X799b86b93dd3adce6776f642668466d23622eee"/>
+    <w:bookmarkStart w:id="20" w:name="X799b86b93dd3adce6776f642668466d23622eee"/>
     <w:p>
       <w:pPr>
         <w:pStyle w:val="Heading1"/>
@@ -3285,8 +3285,463 @@
         <w:t xml:space="preserve">have current Word and PDF builds; the working tree should be clean at handover.</w:t>
       </w:r>
     </w:p>
+    <w:p>
+      <w:r>
+        <w:pict>
+          <v:rect style="width:0;height:1.5pt" o:hralign="center" o:hrstd="t" o:hr="t"/>
+        </w:pict>
+      </w:r>
+    </w:p>
     <w:bookmarkEnd w:id="18"/>
+    <w:bookmarkStart w:id="19" w:name="X1b99e2aee5b0ca5c45f9822e6342f7ff0a3c396"/>
+    <w:p>
+      <w:pPr>
+        <w:pStyle w:val="Heading2"/>
+      </w:pPr>
+      <w:r>
+        <w:t xml:space="preserve">11 Addendum: the evening batch (cards S.1, A.1–A.4)</w:t>
+      </w:r>
+    </w:p>
+    <w:p>
+      <w:pPr>
+        <w:pStyle w:val="FirstParagraph"/>
+      </w:pPr>
+      <w:r>
+        <w:rPr>
+          <w:i/>
+          <w:iCs/>
+        </w:rPr>
+        <w:t xml:space="preserve">Appended 2026-08-27 after execution moved to the cheaper model. The dated-file</w:t>
+      </w:r>
+      <w:r>
+        <w:rPr>
+          <w:i/>
+          <w:iCs/>
+        </w:rPr>
+        <w:t xml:space="preserve"> </w:t>
+      </w:r>
+      <w:r>
+        <w:rPr>
+          <w:i/>
+          <w:iCs/>
+        </w:rPr>
+        <w:t xml:space="preserve">convention would normally open a new arc file; this stayed here because it is the same</w:t>
+      </w:r>
+      <w:r>
+        <w:rPr>
+          <w:i/>
+          <w:iCs/>
+        </w:rPr>
+        <w:t xml:space="preserve"> </w:t>
+      </w:r>
+      <w:r>
+        <w:rPr>
+          <w:i/>
+          <w:iCs/>
+        </w:rPr>
+        <w:t xml:space="preserve">day’s work and the same arc, and splitting it would separate the fitting results from the</w:t>
+      </w:r>
+      <w:r>
+        <w:rPr>
+          <w:i/>
+          <w:iCs/>
+        </w:rPr>
+        <w:t xml:space="preserve"> </w:t>
+      </w:r>
+      <w:r>
+        <w:rPr>
+          <w:i/>
+          <w:iCs/>
+        </w:rPr>
+        <w:t xml:space="preserve">plan they execute.</w:t>
+      </w:r>
+    </w:p>
+    <w:p>
+      <w:pPr>
+        <w:pStyle w:val="BodyText"/>
+      </w:pPr>
+      <w:r>
+        <w:rPr>
+          <w:b/>
+          <w:bCs/>
+        </w:rPr>
+        <w:t xml:space="preserve">What ran.</w:t>
+      </w:r>
+      <w:r>
+        <w:t xml:space="preserve"> </w:t>
+      </w:r>
+      <w:r>
+        <w:t xml:space="preserve">Card S.1 drafted, revised and activated the</w:t>
+      </w:r>
+      <w:r>
+        <w:t xml:space="preserve"> </w:t>
+      </w:r>
+      <w:r>
+        <w:rPr>
+          <w:rStyle w:val="VerbatimChar"/>
+        </w:rPr>
+        <w:t xml:space="preserve">performing-research</w:t>
+      </w:r>
+      <w:r>
+        <w:t xml:space="preserve"> </w:t>
+      </w:r>
+      <w:r>
+        <w:t xml:space="preserve">skill</w:t>
+      </w:r>
+      <w:r>
+        <w:t xml:space="preserve"> </w:t>
+      </w:r>
+      <w:r>
+        <w:t xml:space="preserve">(now mirrored at</w:t>
+      </w:r>
+      <w:r>
+        <w:t xml:space="preserve"> </w:t>
+      </w:r>
+      <w:r>
+        <w:rPr>
+          <w:rStyle w:val="VerbatimChar"/>
+        </w:rPr>
+        <w:t xml:space="preserve">docs/skills/performing-research.SKILL.md</w:t>
+      </w:r>
+      <w:r>
+        <w:t xml:space="preserve">). Cards A.1–A.4 built and ran</w:t>
+      </w:r>
+      <w:r>
+        <w:t xml:space="preserve"> </w:t>
+      </w:r>
+      <w:r>
+        <w:t xml:space="preserve">the fitting spine: the synthetic-recovery harness, the stage-1 hierarchical fit, the</w:t>
+      </w:r>
+      <w:r>
+        <w:t xml:space="preserve"> </w:t>
+      </w:r>
+      <w:r>
+        <w:t xml:space="preserve">accumulator, and the Button validation. Full account in the work log; summaries in</w:t>
+      </w:r>
+      <w:r>
+        <w:t xml:space="preserve"> </w:t>
+      </w:r>
+      <w:r>
+        <w:rPr>
+          <w:rStyle w:val="VerbatimChar"/>
+        </w:rPr>
+        <w:t xml:space="preserve">replication/czb/out/</w:t>
+      </w:r>
+      <w:r>
+        <w:t xml:space="preserve">.</w:t>
+      </w:r>
+    </w:p>
+    <w:p>
+      <w:pPr>
+        <w:pStyle w:val="BodyText"/>
+      </w:pPr>
+      <w:r>
+        <w:rPr>
+          <w:b/>
+          <w:bCs/>
+        </w:rPr>
+        <w:t xml:space="preserve">Two results that change what the plan says.</w:t>
+      </w:r>
+    </w:p>
+    <w:p>
+      <w:pPr>
+        <w:pStyle w:val="Compact"/>
+        <w:numPr>
+          <w:ilvl w:val="0"/>
+          <w:numId w:val="1006"/>
+        </w:numPr>
+      </w:pPr>
+      <w:r>
+        <w:rPr>
+          <w:b/>
+          <w:bCs/>
+        </w:rPr>
+        <w:t xml:space="preserve">The estimator in</w:t>
+      </w:r>
+      <w:r>
+        <w:rPr>
+          <w:b/>
+          <w:bCs/>
+        </w:rPr>
+        <w:t xml:space="preserve"> </w:t>
+      </w:r>
+      <w:r>
+        <w:rPr>
+          <w:rStyle w:val="VerbatimChar"/>
+          <w:b/>
+          <w:bCs/>
+        </w:rPr>
+        <w:t xml:space="preserve">docs/czb_fitting_plan.md</w:t>
+      </w:r>
+      <w:r>
+        <w:rPr>
+          <w:b/>
+          <w:bCs/>
+        </w:rPr>
+        <w:t xml:space="preserve"> </w:t>
+      </w:r>
+      <w:r>
+        <w:rPr>
+          <w:b/>
+          <w:bCs/>
+        </w:rPr>
+        <w:t xml:space="preserve">§3 was wrong as written</w:t>
+      </w:r>
+      <w:r>
+        <w:t xml:space="preserve">, and the</w:t>
+      </w:r>
+      <w:r>
+        <w:t xml:space="preserve"> </w:t>
+      </w:r>
+      <w:r>
+        <w:t xml:space="preserve">document now carries a dated correction.</w:t>
+      </w:r>
+      <w:r>
+        <w:t xml:space="preserve"> </w:t>
+      </w:r>
+      <w:r>
+        <w:t xml:space="preserve">“MAP plus Laplace”</w:t>
+      </w:r>
+      <w:r>
+        <w:t xml:space="preserve"> </w:t>
+      </w:r>
+      <w:r>
+        <w:t xml:space="preserve">taken literally maximizes</w:t>
+      </w:r>
+      <w:r>
+        <w:t xml:space="preserve"> </w:t>
+      </w:r>
+      <w:r>
+        <w:t xml:space="preserve">the joint posterior over hyperparameters</w:t>
+      </w:r>
+      <w:r>
+        <w:t xml:space="preserve"> </w:t>
+      </w:r>
+      <w:r>
+        <w:rPr>
+          <w:i/>
+          <w:iCs/>
+        </w:rPr>
+        <w:t xml:space="preserve">and</w:t>
+      </w:r>
+      <w:r>
+        <w:t xml:space="preserve"> </w:t>
+      </w:r>
+      <w:r>
+        <w:t xml:space="preserve">driver effects, which inflates the</w:t>
+      </w:r>
+      <w:r>
+        <w:t xml:space="preserve"> </w:t>
+      </w:r>
+      <w:r>
+        <w:t xml:space="preserve">between-driver spread by a factor of 2.6 with zero interval coverage — the funnel</w:t>
+      </w:r>
+      <w:r>
+        <w:t xml:space="preserve"> </w:t>
+      </w:r>
+      <w:r>
+        <w:t xml:space="preserve">geometry of a hierarchical mode. Integrating the driver effects out by Gauss-Hermite</w:t>
+      </w:r>
+      <w:r>
+        <w:t xml:space="preserve"> </w:t>
+      </w:r>
+      <w:r>
+        <w:t xml:space="preserve">quadrature fixes it (bias −0.021, coverage 18/20). Since a percentile is made of the</w:t>
+      </w:r>
+      <w:r>
+        <w:t xml:space="preserve"> </w:t>
+      </w:r>
+      <w:r>
+        <w:t xml:space="preserve">spread, this would have corrupted the deliverable while the median looked healthy.</w:t>
+      </w:r>
+    </w:p>
+    <w:p>
+      <w:pPr>
+        <w:pStyle w:val="Compact"/>
+        <w:numPr>
+          <w:ilvl w:val="0"/>
+          <w:numId w:val="1006"/>
+        </w:numPr>
+      </w:pPr>
+      <w:r>
+        <w:rPr>
+          <w:b/>
+          <w:bCs/>
+        </w:rPr>
+        <w:t xml:space="preserve">The accumulator’s failure is not yet interpretable.</w:t>
+      </w:r>
+      <w:r>
+        <w:t xml:space="preserve"> </w:t>
+      </w:r>
+      <w:r>
+        <w:t xml:space="preserve">Its pre-registered verdict is</w:t>
+      </w:r>
+      <w:r>
+        <w:t xml:space="preserve"> </w:t>
+      </w:r>
+      <w:r>
+        <w:t xml:space="preserve">FAIL, but it fits worse</w:t>
+      </w:r>
+      <w:r>
+        <w:t xml:space="preserve"> </w:t>
+      </w:r>
+      <w:r>
+        <w:rPr>
+          <w:i/>
+          <w:iCs/>
+        </w:rPr>
+        <w:t xml:space="preserve">in sample</w:t>
+      </w:r>
+      <w:r>
+        <w:t xml:space="preserve"> </w:t>
+      </w:r>
+      <w:r>
+        <w:t xml:space="preserve">than the simpler static model, which means</w:t>
+      </w:r>
+      <w:r>
+        <w:t xml:space="preserve"> </w:t>
+      </w:r>
+      <w:r>
+        <w:t xml:space="preserve">misspecification. Diagnosed: the clips start 15.1 s before onset and noise accumulates</w:t>
+      </w:r>
+      <w:r>
+        <w:t xml:space="preserve"> </w:t>
+      </w:r>
+      <w:r>
+        <w:t xml:space="preserve">through that empty window, so the model predicts an identical 0.19 at C1 for every</w:t>
+      </w:r>
+      <w:r>
+        <w:t xml:space="preserve"> </w:t>
+      </w:r>
+      <w:r>
+        <w:t xml:space="preserve">criticality where the observed rates are 0.12/0.07/0.05.</w:t>
+      </w:r>
+    </w:p>
+    <w:p>
+      <w:pPr>
+        <w:pStyle w:val="FirstParagraph"/>
+      </w:pPr>
+      <w:r>
+        <w:rPr>
+          <w:b/>
+          <w:bCs/>
+        </w:rPr>
+        <w:t xml:space="preserve">The convention that emerged.</w:t>
+      </w:r>
+      <w:r>
+        <w:t xml:space="preserve"> </w:t>
+      </w:r>
+      <w:r>
+        <w:t xml:space="preserve">Executing sessions raise numbered queries</w:t>
+      </w:r>
+      <w:r>
+        <w:t xml:space="preserve"> </w:t>
+      </w:r>
+      <w:r>
+        <w:t xml:space="preserve">(</w:t>
+      </w:r>
+      <w:r>
+        <w:rPr>
+          <w:rStyle w:val="VerbatimChar"/>
+        </w:rPr>
+        <w:t xml:space="preserve">@&lt;card&gt;.Q&lt;n&gt;(&lt;severity&gt;)</w:t>
+      </w:r>
+      <w:r>
+        <w:t xml:space="preserve">) in the work log instead of stopping, and</w:t>
+      </w:r>
+      <w:r>
+        <w:t xml:space="preserve"> </w:t>
+      </w:r>
+      <w:r>
+        <w:rPr>
+          <w:rStyle w:val="VerbatimChar"/>
+        </w:rPr>
+        <w:t xml:space="preserve">replication/czb/collect_queries.py</w:t>
+      </w:r>
+      <w:r>
+        <w:t xml:space="preserve"> </w:t>
+      </w:r>
+      <w:r>
+        <w:t xml:space="preserve">compiles them into</w:t>
+      </w:r>
+      <w:r>
+        <w:t xml:space="preserve"> </w:t>
+      </w:r>
+      <w:r>
+        <w:rPr>
+          <w:rStyle w:val="VerbatimChar"/>
+        </w:rPr>
+        <w:t xml:space="preserve">replication/czb/out/query_register.md</w:t>
+      </w:r>
+      <w:r>
+        <w:t xml:space="preserve">, ordered by severity. Nine are open. Jonas has</w:t>
+      </w:r>
+      <w:r>
+        <w:t xml:space="preserve"> </w:t>
+      </w:r>
+      <w:r>
+        <w:t xml:space="preserve">been asked what to call this class of item; the numbering already reads as</w:t>
+      </w:r>
+      <w:r>
+        <w:t xml:space="preserve"> </w:t>
+      </w:r>
+      <w:r>
+        <w:t xml:space="preserve">“query”</w:t>
+      </w:r>
+      <w:r>
+        <w:t xml:space="preserve">, which</w:t>
+      </w:r>
+      <w:r>
+        <w:t xml:space="preserve"> </w:t>
+      </w:r>
+      <w:r>
+        <w:t xml:space="preserve">is why the register is named that way provisionally.</w:t>
+      </w:r>
+    </w:p>
+    <w:p>
+      <w:pPr>
+        <w:pStyle w:val="BodyText"/>
+      </w:pPr>
+      <w:r>
+        <w:rPr>
+          <w:b/>
+          <w:bCs/>
+        </w:rPr>
+        <w:t xml:space="preserve">Where a reviewing session picks up</w:t>
+      </w:r>
+      <w:r>
+        <w:t xml:space="preserve">: card R.1, described at the top of</w:t>
+      </w:r>
+      <w:r>
+        <w:t xml:space="preserve"> </w:t>
+      </w:r>
+      <w:r>
+        <w:rPr>
+          <w:rStyle w:val="VerbatimChar"/>
+        </w:rPr>
+        <w:t xml:space="preserve">handover.md</w:t>
+      </w:r>
+      <w:r>
+        <w:t xml:space="preserve"> </w:t>
+      </w:r>
+      <w:r>
+        <w:t xml:space="preserve">and specified in</w:t>
+      </w:r>
+      <w:r>
+        <w:t xml:space="preserve"> </w:t>
+      </w:r>
+      <w:r>
+        <w:rPr>
+          <w:rStyle w:val="VerbatimChar"/>
+        </w:rPr>
+        <w:t xml:space="preserve">docs/czb_work_orders.md</w:t>
+      </w:r>
+      <w:r>
+        <w:t xml:space="preserve">.</w:t>
+      </w:r>
+    </w:p>
     <w:bookmarkEnd w:id="19"/>
+    <w:bookmarkEnd w:id="20"/>
     <w:sectPr>
       <w:footnotePr>
         <w:numRestart w:val="eachSect"/>
@@ -3655,6 +4110,36 @@
     </w:lvlOverride>
   </w:num>
   <w:num w:numId="1005">
+    <w:abstractNumId w:val="99411"/>
+    <w:lvlOverride w:ilvl="0">
+      <w:startOverride w:val="1"/>
+    </w:lvlOverride>
+    <w:lvlOverride w:ilvl="1">
+      <w:startOverride w:val="1"/>
+    </w:lvlOverride>
+    <w:lvlOverride w:ilvl="2">
+      <w:startOverride w:val="1"/>
+    </w:lvlOverride>
+    <w:lvlOverride w:ilvl="3">
+      <w:startOverride w:val="1"/>
+    </w:lvlOverride>
+    <w:lvlOverride w:ilvl="4">
+      <w:startOverride w:val="1"/>
+    </w:lvlOverride>
+    <w:lvlOverride w:ilvl="5">
+      <w:startOverride w:val="1"/>
+    </w:lvlOverride>
+    <w:lvlOverride w:ilvl="6">
+      <w:startOverride w:val="1"/>
+    </w:lvlOverride>
+    <w:lvlOverride w:ilvl="7">
+      <w:startOverride w:val="1"/>
+    </w:lvlOverride>
+    <w:lvlOverride w:ilvl="8">
+      <w:startOverride w:val="1"/>
+    </w:lvlOverride>
+  </w:num>
+  <w:num w:numId="1006">
     <w:abstractNumId w:val="99411"/>
     <w:lvlOverride w:ilvl="0">
       <w:startOverride w:val="1"/>
